--- a/challenge-2/unstructured_files/FOI_Response_Template.docx
+++ b/challenge-2/unstructured_files/FOI_Response_Template.docx
@@ -203,7 +203,7 @@
     </w:p>
     <w:p>
       <w:r>
-        <w:t xml:space="preserve">Department for Work and Pensions</w:t>
+        <w:t xml:space="preserve">[Government Department C]</w:t>
       </w:r>
     </w:p>
     <w:p>
@@ -228,27 +228,27 @@
     </w:p>
     <w:p>
       <w:r>
-        <w:t xml:space="preserve">Email: foi.internalreview@dwp.gov.uk</w:t>
-      </w:r>
-    </w:p>
-    <w:p>
-      <w:pPr>
-        <w:spacing w:after="100"/>
-      </w:pPr>
-    </w:p>
-    <w:p>
-      <w:r>
-        <w:t xml:space="preserve">If you remain dissatisfied after internal review, you may complain to the Information Commissioner’s Office:</w:t>
-      </w:r>
-    </w:p>
-    <w:p>
-      <w:pPr>
-        <w:spacing w:after="100"/>
-      </w:pPr>
-    </w:p>
-    <w:p>
-      <w:r>
-        <w:t xml:space="preserve">Information Commissioner’s Office</w:t>
+        <w:t xml:space="preserve">Email: foi.internalreview@[department].gov.uk</w:t>
+      </w:r>
+    </w:p>
+    <w:p>
+      <w:pPr>
+        <w:spacing w:after="100"/>
+      </w:pPr>
+    </w:p>
+    <w:p>
+      <w:r>
+        <w:t xml:space="preserve">If you remain dissatisfied after internal review, you may complain to the [Regulatory Body A]:</w:t>
+      </w:r>
+    </w:p>
+    <w:p>
+      <w:pPr>
+        <w:spacing w:after="100"/>
+      </w:pPr>
+    </w:p>
+    <w:p>
+      <w:r>
+        <w:t xml:space="preserve">[Regulatory Body A]</w:t>
       </w:r>
     </w:p>
     <w:p>
@@ -278,7 +278,7 @@
     </w:p>
     <w:p>
       <w:r>
-        <w:t xml:space="preserve">www.ico.org.uk</w:t>
+        <w:t xml:space="preserve">www.[regulatory-body].org.uk</w:t>
       </w:r>
     </w:p>
     <w:p>
@@ -313,7 +313,7 @@
     </w:p>
     <w:p>
       <w:r>
-        <w:t xml:space="preserve">Department for Work and Pensions</w:t>
+        <w:t xml:space="preserve">[Government Department C]</w:t>
       </w:r>
     </w:p>
     <w:sectPr>
